--- a/reports/EEG_Seizure_Detection_Report.docx
+++ b/reports/EEG_Seizure_Detection_Report.docx
@@ -4,7 +4,37 @@
   <w:body>
     <w:p>
       <w:pPr>
-        <w:spacing w:before="2600" w:after="120"/>
+        <w:spacing w:before="600" w:after="60"/>
+        <w:jc w:val="center"/>
+      </w:pPr>
+      <w:r>
+        <w:rPr>
+          <w:b/>
+          <w:bCs/>
+          <w:sz w:val="30"/>
+          <w:szCs w:val="30"/>
+        </w:rPr>
+        <w:t>National School of Engineering of Tunis</w:t>
+      </w:r>
+    </w:p>
+    <w:p>
+      <w:pPr>
+        <w:spacing w:after="1700"/>
+        <w:jc w:val="center"/>
+      </w:pPr>
+      <w:r>
+        <w:rPr>
+          <w:color w:val="5F6B76"/>
+          <w:spacing w:val="80"/>
+          <w:sz w:val="26"/>
+          <w:szCs w:val="26"/>
+        </w:rPr>
+        <w:t>ENIT</w:t>
+      </w:r>
+    </w:p>
+    <w:p>
+      <w:pPr>
+        <w:spacing w:after="120"/>
         <w:jc w:val="center"/>
       </w:pPr>
       <w:r>
@@ -112,7 +142,7 @@
           <w:sz w:val="24"/>
           <w:szCs w:val="24"/>
         </w:rPr>
-        <w:t>Data Mining applied to biomedical data</w:t>
+        <w:t>Subject: Data Mining</w:t>
       </w:r>
     </w:p>
     <w:p>
@@ -152,7 +182,7 @@
     <w:sdt>
       <w:sdtPr>
         <w:alias w:val="Contents"/>
-        <w:id w:val="736359592"/>
+        <w:id w:val="1061294490"/>
       </w:sdtPr>
       <w:sdtEndPr/>
       <w:sdtContent>
@@ -175,7 +205,7 @@
           <w:r>
             <w:fldChar w:fldCharType="separate"/>
           </w:r>
-          <w:hyperlink w:anchor="_Toc242715257" w:history="1">
+          <w:hyperlink w:anchor="_Toc242715894" w:history="1">
             <w:r>
               <w:rPr>
                 <w:rStyle w:val="Lienhypertexte"/>
@@ -199,7 +229,7 @@
               <w:rPr>
                 <w:noProof/>
               </w:rPr>
-              <w:instrText xml:space="preserve"> PAGEREF _Toc242715257 \h </w:instrText>
+              <w:instrText xml:space="preserve"> PAGEREF _Toc242715894 \h </w:instrText>
             </w:r>
             <w:r>
               <w:rPr>
@@ -236,7 +266,7 @@
               <w:noProof/>
             </w:rPr>
           </w:pPr>
-          <w:hyperlink w:anchor="_Toc242715258" w:history="1">
+          <w:hyperlink w:anchor="_Toc242715895" w:history="1">
             <w:r>
               <w:rPr>
                 <w:rStyle w:val="Lienhypertexte"/>
@@ -260,7 +290,7 @@
               <w:rPr>
                 <w:noProof/>
               </w:rPr>
-              <w:instrText xml:space="preserve"> PAGEREF _Toc242715258 \h </w:instrText>
+              <w:instrText xml:space="preserve"> PAGEREF _Toc242715895 \h </w:instrText>
             </w:r>
             <w:r>
               <w:rPr>
@@ -297,7 +327,7 @@
               <w:noProof/>
             </w:rPr>
           </w:pPr>
-          <w:hyperlink w:anchor="_Toc242715259" w:history="1">
+          <w:hyperlink w:anchor="_Toc242715896" w:history="1">
             <w:r>
               <w:rPr>
                 <w:rStyle w:val="Lienhypertexte"/>
@@ -321,7 +351,7 @@
               <w:rPr>
                 <w:noProof/>
               </w:rPr>
-              <w:instrText xml:space="preserve"> PAGEREF _Toc242715259 \h </w:instrText>
+              <w:instrText xml:space="preserve"> PAGEREF _Toc242715896 \h </w:instrText>
             </w:r>
             <w:r>
               <w:rPr>
@@ -358,7 +388,7 @@
               <w:noProof/>
             </w:rPr>
           </w:pPr>
-          <w:hyperlink w:anchor="_Toc242715260" w:history="1">
+          <w:hyperlink w:anchor="_Toc242715897" w:history="1">
             <w:r>
               <w:rPr>
                 <w:rStyle w:val="Lienhypertexte"/>
@@ -382,7 +412,7 @@
               <w:rPr>
                 <w:noProof/>
               </w:rPr>
-              <w:instrText xml:space="preserve"> PAGEREF _Toc242715260 \h </w:instrText>
+              <w:instrText xml:space="preserve"> PAGEREF _Toc242715897 \h </w:instrText>
             </w:r>
             <w:r>
               <w:rPr>
@@ -419,7 +449,7 @@
               <w:noProof/>
             </w:rPr>
           </w:pPr>
-          <w:hyperlink w:anchor="_Toc242715261" w:history="1">
+          <w:hyperlink w:anchor="_Toc242715898" w:history="1">
             <w:r>
               <w:rPr>
                 <w:rStyle w:val="Lienhypertexte"/>
@@ -443,7 +473,7 @@
               <w:rPr>
                 <w:noProof/>
               </w:rPr>
-              <w:instrText xml:space="preserve"> PAGEREF _Toc242715261 \h </w:instrText>
+              <w:instrText xml:space="preserve"> PAGEREF _Toc242715898 \h </w:instrText>
             </w:r>
             <w:r>
               <w:rPr>
@@ -480,7 +510,7 @@
               <w:noProof/>
             </w:rPr>
           </w:pPr>
-          <w:hyperlink w:anchor="_Toc242715262" w:history="1">
+          <w:hyperlink w:anchor="_Toc242715899" w:history="1">
             <w:r>
               <w:rPr>
                 <w:rStyle w:val="Lienhypertexte"/>
@@ -504,7 +534,7 @@
               <w:rPr>
                 <w:noProof/>
               </w:rPr>
-              <w:instrText xml:space="preserve"> PAGEREF _Toc242715262 \h </w:instrText>
+              <w:instrText xml:space="preserve"> PAGEREF _Toc242715899 \h </w:instrText>
             </w:r>
             <w:r>
               <w:rPr>
@@ -541,7 +571,7 @@
               <w:noProof/>
             </w:rPr>
           </w:pPr>
-          <w:hyperlink w:anchor="_Toc242715263" w:history="1">
+          <w:hyperlink w:anchor="_Toc242715900" w:history="1">
             <w:r>
               <w:rPr>
                 <w:rStyle w:val="Lienhypertexte"/>
@@ -565,7 +595,7 @@
               <w:rPr>
                 <w:noProof/>
               </w:rPr>
-              <w:instrText xml:space="preserve"> PAGEREF _Toc242715263 \h </w:instrText>
+              <w:instrText xml:space="preserve"> PAGEREF _Toc242715900 \h </w:instrText>
             </w:r>
             <w:r>
               <w:rPr>
@@ -602,7 +632,7 @@
               <w:noProof/>
             </w:rPr>
           </w:pPr>
-          <w:hyperlink w:anchor="_Toc242715264" w:history="1">
+          <w:hyperlink w:anchor="_Toc242715901" w:history="1">
             <w:r>
               <w:rPr>
                 <w:rStyle w:val="Lienhypertexte"/>
@@ -626,7 +656,7 @@
               <w:rPr>
                 <w:noProof/>
               </w:rPr>
-              <w:instrText xml:space="preserve"> PAGEREF _Toc242715264 \h </w:instrText>
+              <w:instrText xml:space="preserve"> PAGEREF _Toc242715901 \h </w:instrText>
             </w:r>
             <w:r>
               <w:rPr>
@@ -663,7 +693,7 @@
               <w:noProof/>
             </w:rPr>
           </w:pPr>
-          <w:hyperlink w:anchor="_Toc242715265" w:history="1">
+          <w:hyperlink w:anchor="_Toc242715902" w:history="1">
             <w:r>
               <w:rPr>
                 <w:rStyle w:val="Lienhypertexte"/>
@@ -687,7 +717,7 @@
               <w:rPr>
                 <w:noProof/>
               </w:rPr>
-              <w:instrText xml:space="preserve"> PAGEREF _Toc242715265 \h </w:instrText>
+              <w:instrText xml:space="preserve"> PAGEREF _Toc242715902 \h </w:instrText>
             </w:r>
             <w:r>
               <w:rPr>
@@ -724,7 +754,7 @@
               <w:noProof/>
             </w:rPr>
           </w:pPr>
-          <w:hyperlink w:anchor="_Toc242715266" w:history="1">
+          <w:hyperlink w:anchor="_Toc242715903" w:history="1">
             <w:r>
               <w:rPr>
                 <w:rStyle w:val="Lienhypertexte"/>
@@ -748,7 +778,7 @@
               <w:rPr>
                 <w:noProof/>
               </w:rPr>
-              <w:instrText xml:space="preserve"> PAGEREF _Toc242715266 \h </w:instrText>
+              <w:instrText xml:space="preserve"> PAGEREF _Toc242715903 \h </w:instrText>
             </w:r>
             <w:r>
               <w:rPr>
@@ -785,7 +815,7 @@
               <w:noProof/>
             </w:rPr>
           </w:pPr>
-          <w:hyperlink w:anchor="_Toc242715267" w:history="1">
+          <w:hyperlink w:anchor="_Toc242715904" w:history="1">
             <w:r>
               <w:rPr>
                 <w:rStyle w:val="Lienhypertexte"/>
@@ -809,7 +839,7 @@
               <w:rPr>
                 <w:noProof/>
               </w:rPr>
-              <w:instrText xml:space="preserve"> PAGEREF _Toc242715267 \h </w:instrText>
+              <w:instrText xml:space="preserve"> PAGEREF _Toc242715904 \h </w:instrText>
             </w:r>
             <w:r>
               <w:rPr>
@@ -846,7 +876,7 @@
               <w:noProof/>
             </w:rPr>
           </w:pPr>
-          <w:hyperlink w:anchor="_Toc242715268" w:history="1">
+          <w:hyperlink w:anchor="_Toc242715905" w:history="1">
             <w:r>
               <w:rPr>
                 <w:rStyle w:val="Lienhypertexte"/>
@@ -870,7 +900,7 @@
               <w:rPr>
                 <w:noProof/>
               </w:rPr>
-              <w:instrText xml:space="preserve"> PAGEREF _Toc242715268 \h </w:instrText>
+              <w:instrText xml:space="preserve"> PAGEREF _Toc242715905 \h </w:instrText>
             </w:r>
             <w:r>
               <w:rPr>
@@ -907,7 +937,7 @@
               <w:noProof/>
             </w:rPr>
           </w:pPr>
-          <w:hyperlink w:anchor="_Toc242715269" w:history="1">
+          <w:hyperlink w:anchor="_Toc242715906" w:history="1">
             <w:r>
               <w:rPr>
                 <w:rStyle w:val="Lienhypertexte"/>
@@ -931,7 +961,7 @@
               <w:rPr>
                 <w:noProof/>
               </w:rPr>
-              <w:instrText xml:space="preserve"> PAGEREF _Toc242715269 \h </w:instrText>
+              <w:instrText xml:space="preserve"> PAGEREF _Toc242715906 \h </w:instrText>
             </w:r>
             <w:r>
               <w:rPr>
@@ -968,7 +998,7 @@
               <w:noProof/>
             </w:rPr>
           </w:pPr>
-          <w:hyperlink w:anchor="_Toc242715270" w:history="1">
+          <w:hyperlink w:anchor="_Toc242715907" w:history="1">
             <w:r>
               <w:rPr>
                 <w:rStyle w:val="Lienhypertexte"/>
@@ -992,7 +1022,7 @@
               <w:rPr>
                 <w:noProof/>
               </w:rPr>
-              <w:instrText xml:space="preserve"> PAGEREF _Toc242715270 \h </w:instrText>
+              <w:instrText xml:space="preserve"> PAGEREF _Toc242715907 \h </w:instrText>
             </w:r>
             <w:r>
               <w:rPr>
@@ -1029,7 +1059,7 @@
               <w:noProof/>
             </w:rPr>
           </w:pPr>
-          <w:hyperlink w:anchor="_Toc242715271" w:history="1">
+          <w:hyperlink w:anchor="_Toc242715908" w:history="1">
             <w:r>
               <w:rPr>
                 <w:rStyle w:val="Lienhypertexte"/>
@@ -1053,7 +1083,7 @@
               <w:rPr>
                 <w:noProof/>
               </w:rPr>
-              <w:instrText xml:space="preserve"> PAGEREF _Toc242715271 \h </w:instrText>
+              <w:instrText xml:space="preserve"> PAGEREF _Toc242715908 \h </w:instrText>
             </w:r>
             <w:r>
               <w:rPr>
@@ -1090,7 +1120,7 @@
               <w:noProof/>
             </w:rPr>
           </w:pPr>
-          <w:hyperlink w:anchor="_Toc242715272" w:history="1">
+          <w:hyperlink w:anchor="_Toc242715909" w:history="1">
             <w:r>
               <w:rPr>
                 <w:rStyle w:val="Lienhypertexte"/>
@@ -1114,7 +1144,7 @@
               <w:rPr>
                 <w:noProof/>
               </w:rPr>
-              <w:instrText xml:space="preserve"> PAGEREF _Toc242715272 \h </w:instrText>
+              <w:instrText xml:space="preserve"> PAGEREF _Toc242715909 \h </w:instrText>
             </w:r>
             <w:r>
               <w:rPr>
@@ -1151,7 +1181,7 @@
               <w:noProof/>
             </w:rPr>
           </w:pPr>
-          <w:hyperlink w:anchor="_Toc242715273" w:history="1">
+          <w:hyperlink w:anchor="_Toc242715910" w:history="1">
             <w:r>
               <w:rPr>
                 <w:rStyle w:val="Lienhypertexte"/>
@@ -1175,7 +1205,7 @@
               <w:rPr>
                 <w:noProof/>
               </w:rPr>
-              <w:instrText xml:space="preserve"> PAGEREF _Toc242715273 \h </w:instrText>
+              <w:instrText xml:space="preserve"> PAGEREF _Toc242715910 \h </w:instrText>
             </w:r>
             <w:r>
               <w:rPr>
@@ -1212,7 +1242,7 @@
               <w:noProof/>
             </w:rPr>
           </w:pPr>
-          <w:hyperlink w:anchor="_Toc242715274" w:history="1">
+          <w:hyperlink w:anchor="_Toc242715911" w:history="1">
             <w:r>
               <w:rPr>
                 <w:rStyle w:val="Lienhypertexte"/>
@@ -1236,7 +1266,7 @@
               <w:rPr>
                 <w:noProof/>
               </w:rPr>
-              <w:instrText xml:space="preserve"> PAGEREF _Toc242715274 \h </w:instrText>
+              <w:instrText xml:space="preserve"> PAGEREF _Toc242715911 \h </w:instrText>
             </w:r>
             <w:r>
               <w:rPr>
@@ -1273,7 +1303,7 @@
               <w:noProof/>
             </w:rPr>
           </w:pPr>
-          <w:hyperlink w:anchor="_Toc242715275" w:history="1">
+          <w:hyperlink w:anchor="_Toc242715912" w:history="1">
             <w:r>
               <w:rPr>
                 <w:rStyle w:val="Lienhypertexte"/>
@@ -1297,7 +1327,7 @@
               <w:rPr>
                 <w:noProof/>
               </w:rPr>
-              <w:instrText xml:space="preserve"> PAGEREF _Toc242715275 \h </w:instrText>
+              <w:instrText xml:space="preserve"> PAGEREF _Toc242715912 \h </w:instrText>
             </w:r>
             <w:r>
               <w:rPr>
@@ -1334,7 +1364,7 @@
               <w:noProof/>
             </w:rPr>
           </w:pPr>
-          <w:hyperlink w:anchor="_Toc242715276" w:history="1">
+          <w:hyperlink w:anchor="_Toc242715913" w:history="1">
             <w:r>
               <w:rPr>
                 <w:rStyle w:val="Lienhypertexte"/>
@@ -1358,7 +1388,7 @@
               <w:rPr>
                 <w:noProof/>
               </w:rPr>
-              <w:instrText xml:space="preserve"> PAGEREF _Toc242715276 \h </w:instrText>
+              <w:instrText xml:space="preserve"> PAGEREF _Toc242715913 \h </w:instrText>
             </w:r>
             <w:r>
               <w:rPr>
@@ -1395,7 +1425,7 @@
               <w:noProof/>
             </w:rPr>
           </w:pPr>
-          <w:hyperlink w:anchor="_Toc242715277" w:history="1">
+          <w:hyperlink w:anchor="_Toc242715914" w:history="1">
             <w:r>
               <w:rPr>
                 <w:rStyle w:val="Lienhypertexte"/>
@@ -1419,7 +1449,7 @@
               <w:rPr>
                 <w:noProof/>
               </w:rPr>
-              <w:instrText xml:space="preserve"> PAGEREF _Toc242715277 \h </w:instrText>
+              <w:instrText xml:space="preserve"> PAGEREF _Toc242715914 \h </w:instrText>
             </w:r>
             <w:r>
               <w:rPr>
@@ -1456,7 +1486,7 @@
               <w:noProof/>
             </w:rPr>
           </w:pPr>
-          <w:hyperlink w:anchor="_Toc242715278" w:history="1">
+          <w:hyperlink w:anchor="_Toc242715915" w:history="1">
             <w:r>
               <w:rPr>
                 <w:rStyle w:val="Lienhypertexte"/>
@@ -1480,7 +1510,7 @@
               <w:rPr>
                 <w:noProof/>
               </w:rPr>
-              <w:instrText xml:space="preserve"> PAGEREF _Toc242715278 \h </w:instrText>
+              <w:instrText xml:space="preserve"> PAGEREF _Toc242715915 \h </w:instrText>
             </w:r>
             <w:r>
               <w:rPr>
@@ -1517,7 +1547,7 @@
               <w:noProof/>
             </w:rPr>
           </w:pPr>
-          <w:hyperlink w:anchor="_Toc242715279" w:history="1">
+          <w:hyperlink w:anchor="_Toc242715916" w:history="1">
             <w:r>
               <w:rPr>
                 <w:rStyle w:val="Lienhypertexte"/>
@@ -1541,7 +1571,7 @@
               <w:rPr>
                 <w:noProof/>
               </w:rPr>
-              <w:instrText xml:space="preserve"> PAGEREF _Toc242715279 \h </w:instrText>
+              <w:instrText xml:space="preserve"> PAGEREF _Toc242715916 \h </w:instrText>
             </w:r>
             <w:r>
               <w:rPr>
@@ -1578,7 +1608,7 @@
               <w:noProof/>
             </w:rPr>
           </w:pPr>
-          <w:hyperlink w:anchor="_Toc242715280" w:history="1">
+          <w:hyperlink w:anchor="_Toc242715917" w:history="1">
             <w:r>
               <w:rPr>
                 <w:rStyle w:val="Lienhypertexte"/>
@@ -1602,7 +1632,7 @@
               <w:rPr>
                 <w:noProof/>
               </w:rPr>
-              <w:instrText xml:space="preserve"> PAGEREF _Toc242715280 \h </w:instrText>
+              <w:instrText xml:space="preserve"> PAGEREF _Toc242715917 \h </w:instrText>
             </w:r>
             <w:r>
               <w:rPr>
@@ -1639,7 +1669,7 @@
               <w:noProof/>
             </w:rPr>
           </w:pPr>
-          <w:hyperlink w:anchor="_Toc242715281" w:history="1">
+          <w:hyperlink w:anchor="_Toc242715918" w:history="1">
             <w:r>
               <w:rPr>
                 <w:rStyle w:val="Lienhypertexte"/>
@@ -1663,7 +1693,7 @@
               <w:rPr>
                 <w:noProof/>
               </w:rPr>
-              <w:instrText xml:space="preserve"> PAGEREF _Toc242715281 \h </w:instrText>
+              <w:instrText xml:space="preserve"> PAGEREF _Toc242715918 \h </w:instrText>
             </w:r>
             <w:r>
               <w:rPr>
@@ -1700,7 +1730,7 @@
               <w:noProof/>
             </w:rPr>
           </w:pPr>
-          <w:hyperlink w:anchor="_Toc242715282" w:history="1">
+          <w:hyperlink w:anchor="_Toc242715919" w:history="1">
             <w:r>
               <w:rPr>
                 <w:rStyle w:val="Lienhypertexte"/>
@@ -1724,7 +1754,7 @@
               <w:rPr>
                 <w:noProof/>
               </w:rPr>
-              <w:instrText xml:space="preserve"> PAGEREF _Toc242715282 \h </w:instrText>
+              <w:instrText xml:space="preserve"> PAGEREF _Toc242715919 \h </w:instrText>
             </w:r>
             <w:r>
               <w:rPr>
@@ -1761,7 +1791,7 @@
               <w:noProof/>
             </w:rPr>
           </w:pPr>
-          <w:hyperlink w:anchor="_Toc242715283" w:history="1">
+          <w:hyperlink w:anchor="_Toc242715920" w:history="1">
             <w:r>
               <w:rPr>
                 <w:rStyle w:val="Lienhypertexte"/>
@@ -1785,7 +1815,7 @@
               <w:rPr>
                 <w:noProof/>
               </w:rPr>
-              <w:instrText xml:space="preserve"> PAGEREF _Toc242715283 \h </w:instrText>
+              <w:instrText xml:space="preserve"> PAGEREF _Toc242715920 \h </w:instrText>
             </w:r>
             <w:r>
               <w:rPr>
@@ -1822,7 +1852,7 @@
               <w:noProof/>
             </w:rPr>
           </w:pPr>
-          <w:hyperlink w:anchor="_Toc242715284" w:history="1">
+          <w:hyperlink w:anchor="_Toc242715921" w:history="1">
             <w:r>
               <w:rPr>
                 <w:rStyle w:val="Lienhypertexte"/>
@@ -1846,7 +1876,7 @@
               <w:rPr>
                 <w:noProof/>
               </w:rPr>
-              <w:instrText xml:space="preserve"> PAGEREF _Toc242715284 \h </w:instrText>
+              <w:instrText xml:space="preserve"> PAGEREF _Toc242715921 \h </w:instrText>
             </w:r>
             <w:r>
               <w:rPr>
@@ -1883,7 +1913,7 @@
               <w:noProof/>
             </w:rPr>
           </w:pPr>
-          <w:hyperlink w:anchor="_Toc242715285" w:history="1">
+          <w:hyperlink w:anchor="_Toc242715922" w:history="1">
             <w:r>
               <w:rPr>
                 <w:rStyle w:val="Lienhypertexte"/>
@@ -1907,7 +1937,7 @@
               <w:rPr>
                 <w:noProof/>
               </w:rPr>
-              <w:instrText xml:space="preserve"> PAGEREF _Toc242715285 \h </w:instrText>
+              <w:instrText xml:space="preserve"> PAGEREF _Toc242715922 \h </w:instrText>
             </w:r>
             <w:r>
               <w:rPr>
@@ -1944,7 +1974,7 @@
               <w:noProof/>
             </w:rPr>
           </w:pPr>
-          <w:hyperlink w:anchor="_Toc242715286" w:history="1">
+          <w:hyperlink w:anchor="_Toc242715923" w:history="1">
             <w:r>
               <w:rPr>
                 <w:rStyle w:val="Lienhypertexte"/>
@@ -1968,7 +1998,7 @@
               <w:rPr>
                 <w:noProof/>
               </w:rPr>
-              <w:instrText xml:space="preserve"> PAGEREF _Toc242715286 \h </w:instrText>
+              <w:instrText xml:space="preserve"> PAGEREF _Toc242715923 \h </w:instrText>
             </w:r>
             <w:r>
               <w:rPr>
@@ -2005,7 +2035,7 @@
               <w:noProof/>
             </w:rPr>
           </w:pPr>
-          <w:hyperlink w:anchor="_Toc242715287" w:history="1">
+          <w:hyperlink w:anchor="_Toc242715924" w:history="1">
             <w:r>
               <w:rPr>
                 <w:rStyle w:val="Lienhypertexte"/>
@@ -2029,7 +2059,7 @@
               <w:rPr>
                 <w:noProof/>
               </w:rPr>
-              <w:instrText xml:space="preserve"> PAGEREF _Toc242715287 \h </w:instrText>
+              <w:instrText xml:space="preserve"> PAGEREF _Toc242715924 \h </w:instrText>
             </w:r>
             <w:r>
               <w:rPr>
@@ -2066,7 +2096,7 @@
               <w:noProof/>
             </w:rPr>
           </w:pPr>
-          <w:hyperlink w:anchor="_Toc242715288" w:history="1">
+          <w:hyperlink w:anchor="_Toc242715925" w:history="1">
             <w:r>
               <w:rPr>
                 <w:rStyle w:val="Lienhypertexte"/>
@@ -2090,7 +2120,7 @@
               <w:rPr>
                 <w:noProof/>
               </w:rPr>
-              <w:instrText xml:space="preserve"> PAGEREF _Toc242715288 \h </w:instrText>
+              <w:instrText xml:space="preserve"> PAGEREF _Toc242715925 \h </w:instrText>
             </w:r>
             <w:r>
               <w:rPr>
@@ -2127,7 +2157,7 @@
               <w:noProof/>
             </w:rPr>
           </w:pPr>
-          <w:hyperlink w:anchor="_Toc242715289" w:history="1">
+          <w:hyperlink w:anchor="_Toc242715926" w:history="1">
             <w:r>
               <w:rPr>
                 <w:rStyle w:val="Lienhypertexte"/>
@@ -2151,7 +2181,7 @@
               <w:rPr>
                 <w:noProof/>
               </w:rPr>
-              <w:instrText xml:space="preserve"> PAGEREF _Toc242715289 \h </w:instrText>
+              <w:instrText xml:space="preserve"> PAGEREF _Toc242715926 \h </w:instrText>
             </w:r>
             <w:r>
               <w:rPr>
@@ -2188,7 +2218,7 @@
               <w:noProof/>
             </w:rPr>
           </w:pPr>
-          <w:hyperlink w:anchor="_Toc242715290" w:history="1">
+          <w:hyperlink w:anchor="_Toc242715927" w:history="1">
             <w:r>
               <w:rPr>
                 <w:rStyle w:val="Lienhypertexte"/>
@@ -2212,7 +2242,7 @@
               <w:rPr>
                 <w:noProof/>
               </w:rPr>
-              <w:instrText xml:space="preserve"> PAGEREF _Toc242715290 \h </w:instrText>
+              <w:instrText xml:space="preserve"> PAGEREF _Toc242715927 \h </w:instrText>
             </w:r>
             <w:r>
               <w:rPr>
@@ -2249,7 +2279,7 @@
               <w:noProof/>
             </w:rPr>
           </w:pPr>
-          <w:hyperlink w:anchor="_Toc242715291" w:history="1">
+          <w:hyperlink w:anchor="_Toc242715928" w:history="1">
             <w:r>
               <w:rPr>
                 <w:rStyle w:val="Lienhypertexte"/>
@@ -2273,7 +2303,7 @@
               <w:rPr>
                 <w:noProof/>
               </w:rPr>
-              <w:instrText xml:space="preserve"> PAGEREF _Toc242715291 \h </w:instrText>
+              <w:instrText xml:space="preserve"> PAGEREF _Toc242715928 \h </w:instrText>
             </w:r>
             <w:r>
               <w:rPr>
@@ -2310,7 +2340,7 @@
               <w:noProof/>
             </w:rPr>
           </w:pPr>
-          <w:hyperlink w:anchor="_Toc242715292" w:history="1">
+          <w:hyperlink w:anchor="_Toc242715929" w:history="1">
             <w:r>
               <w:rPr>
                 <w:rStyle w:val="Lienhypertexte"/>
@@ -2334,7 +2364,7 @@
               <w:rPr>
                 <w:noProof/>
               </w:rPr>
-              <w:instrText xml:space="preserve"> PAGEREF _Toc242715292 \h </w:instrText>
+              <w:instrText xml:space="preserve"> PAGEREF _Toc242715929 \h </w:instrText>
             </w:r>
             <w:r>
               <w:rPr>
@@ -2371,7 +2401,7 @@
               <w:noProof/>
             </w:rPr>
           </w:pPr>
-          <w:hyperlink w:anchor="_Toc242715293" w:history="1">
+          <w:hyperlink w:anchor="_Toc242715930" w:history="1">
             <w:r>
               <w:rPr>
                 <w:rStyle w:val="Lienhypertexte"/>
@@ -2395,7 +2425,7 @@
               <w:rPr>
                 <w:noProof/>
               </w:rPr>
-              <w:instrText xml:space="preserve"> PAGEREF _Toc242715293 \h </w:instrText>
+              <w:instrText xml:space="preserve"> PAGEREF _Toc242715930 \h </w:instrText>
             </w:r>
             <w:r>
               <w:rPr>
@@ -2432,7 +2462,7 @@
               <w:noProof/>
             </w:rPr>
           </w:pPr>
-          <w:hyperlink w:anchor="_Toc242715294" w:history="1">
+          <w:hyperlink w:anchor="_Toc242715931" w:history="1">
             <w:r>
               <w:rPr>
                 <w:rStyle w:val="Lienhypertexte"/>
@@ -2456,7 +2486,7 @@
               <w:rPr>
                 <w:noProof/>
               </w:rPr>
-              <w:instrText xml:space="preserve"> PAGEREF _Toc242715294 \h </w:instrText>
+              <w:instrText xml:space="preserve"> PAGEREF _Toc242715931 \h </w:instrText>
             </w:r>
             <w:r>
               <w:rPr>
@@ -2493,7 +2523,7 @@
               <w:noProof/>
             </w:rPr>
           </w:pPr>
-          <w:hyperlink w:anchor="_Toc242715295" w:history="1">
+          <w:hyperlink w:anchor="_Toc242715932" w:history="1">
             <w:r>
               <w:rPr>
                 <w:rStyle w:val="Lienhypertexte"/>
@@ -2517,7 +2547,7 @@
               <w:rPr>
                 <w:noProof/>
               </w:rPr>
-              <w:instrText xml:space="preserve"> PAGEREF _Toc242715295 \h </w:instrText>
+              <w:instrText xml:space="preserve"> PAGEREF _Toc242715932 \h </w:instrText>
             </w:r>
             <w:r>
               <w:rPr>
@@ -2554,7 +2584,7 @@
               <w:noProof/>
             </w:rPr>
           </w:pPr>
-          <w:hyperlink w:anchor="_Toc242715296" w:history="1">
+          <w:hyperlink w:anchor="_Toc242715933" w:history="1">
             <w:r>
               <w:rPr>
                 <w:rStyle w:val="Lienhypertexte"/>
@@ -2578,7 +2608,7 @@
               <w:rPr>
                 <w:noProof/>
               </w:rPr>
-              <w:instrText xml:space="preserve"> PAGEREF _Toc242715296 \h </w:instrText>
+              <w:instrText xml:space="preserve"> PAGEREF _Toc242715933 \h </w:instrText>
             </w:r>
             <w:r>
               <w:rPr>
@@ -2615,7 +2645,7 @@
               <w:noProof/>
             </w:rPr>
           </w:pPr>
-          <w:hyperlink w:anchor="_Toc242715297" w:history="1">
+          <w:hyperlink w:anchor="_Toc242715934" w:history="1">
             <w:r>
               <w:rPr>
                 <w:rStyle w:val="Lienhypertexte"/>
@@ -2639,7 +2669,7 @@
               <w:rPr>
                 <w:noProof/>
               </w:rPr>
-              <w:instrText xml:space="preserve"> PAGEREF _Toc242715297 \h </w:instrText>
+              <w:instrText xml:space="preserve"> PAGEREF _Toc242715934 \h </w:instrText>
             </w:r>
             <w:r>
               <w:rPr>
@@ -2676,7 +2706,7 @@
               <w:noProof/>
             </w:rPr>
           </w:pPr>
-          <w:hyperlink w:anchor="_Toc242715298" w:history="1">
+          <w:hyperlink w:anchor="_Toc242715935" w:history="1">
             <w:r>
               <w:rPr>
                 <w:rStyle w:val="Lienhypertexte"/>
@@ -2700,7 +2730,7 @@
               <w:rPr>
                 <w:noProof/>
               </w:rPr>
-              <w:instrText xml:space="preserve"> PAGEREF _Toc242715298 \h </w:instrText>
+              <w:instrText xml:space="preserve"> PAGEREF _Toc242715935 \h </w:instrText>
             </w:r>
             <w:r>
               <w:rPr>
@@ -2739,7 +2769,7 @@
         <w:pStyle w:val="Titre1"/>
         <w:pageBreakBefore/>
       </w:pPr>
-      <w:bookmarkStart w:id="0" w:name="_Toc242715257"/>
+      <w:bookmarkStart w:id="0" w:name="_Toc242715894"/>
       <w:r>
         <w:lastRenderedPageBreak/>
         <w:t>Summary</w:t>
@@ -2922,7 +2952,7 @@
         <w:pStyle w:val="Titre1"/>
         <w:pageBreakBefore/>
       </w:pPr>
-      <w:bookmarkStart w:id="1" w:name="_Toc242715258"/>
+      <w:bookmarkStart w:id="1" w:name="_Toc242715895"/>
       <w:r>
         <w:lastRenderedPageBreak/>
         <w:t>1. Introduction</w:t>
@@ -2933,7 +2963,7 @@
       <w:pPr>
         <w:pStyle w:val="Titre2"/>
       </w:pPr>
-      <w:bookmarkStart w:id="2" w:name="_Toc242715259"/>
+      <w:bookmarkStart w:id="2" w:name="_Toc242715896"/>
       <w:r>
         <w:t>1.1 Context</w:t>
       </w:r>
@@ -2959,7 +2989,7 @@
       <w:pPr>
         <w:pStyle w:val="Titre2"/>
       </w:pPr>
-      <w:bookmarkStart w:id="3" w:name="_Toc242715260"/>
+      <w:bookmarkStart w:id="3" w:name="_Toc242715897"/>
       <w:r>
         <w:t>1.2 Problem statement</w:t>
       </w:r>
@@ -3025,7 +3055,7 @@
       <w:pPr>
         <w:pStyle w:val="Titre2"/>
       </w:pPr>
-      <w:bookmarkStart w:id="4" w:name="_Toc242715261"/>
+      <w:bookmarkStart w:id="4" w:name="_Toc242715898"/>
       <w:r>
         <w:t>1.3 Objectives</w:t>
       </w:r>
@@ -3126,7 +3156,7 @@
       <w:pPr>
         <w:pStyle w:val="Titre2"/>
       </w:pPr>
-      <w:bookmarkStart w:id="5" w:name="_Toc242715262"/>
+      <w:bookmarkStart w:id="5" w:name="_Toc242715899"/>
       <w:r>
         <w:t>1.4 Three difficulties that shaped the work</w:t>
       </w:r>
@@ -3197,7 +3227,7 @@
         <w:pStyle w:val="Titre1"/>
         <w:pageBreakBefore/>
       </w:pPr>
-      <w:bookmarkStart w:id="6" w:name="_Toc242715263"/>
+      <w:bookmarkStart w:id="6" w:name="_Toc242715900"/>
       <w:r>
         <w:lastRenderedPageBreak/>
         <w:t>2. Data</w:t>
@@ -3208,7 +3238,7 @@
       <w:pPr>
         <w:pStyle w:val="Titre2"/>
       </w:pPr>
-      <w:bookmarkStart w:id="7" w:name="_Toc242715264"/>
+      <w:bookmarkStart w:id="7" w:name="_Toc242715901"/>
       <w:r>
         <w:t>2.1 Files provided</w:t>
       </w:r>
@@ -3745,7 +3775,7 @@
       <w:pPr>
         <w:pStyle w:val="Titre2"/>
       </w:pPr>
-      <w:bookmarkStart w:id="8" w:name="_Toc242715265"/>
+      <w:bookmarkStart w:id="8" w:name="_Toc242715902"/>
       <w:r>
         <w:t>2.2 Which annotations can be trusted</w:t>
       </w:r>
@@ -3812,7 +3842,7 @@
       <w:pPr>
         <w:pStyle w:val="Titre2"/>
       </w:pPr>
-      <w:bookmarkStart w:id="9" w:name="_Toc242715266"/>
+      <w:bookmarkStart w:id="9" w:name="_Toc242715903"/>
       <w:r>
         <w:t>2.3 Recordings kept and excluded</w:t>
       </w:r>
@@ -4076,7 +4106,7 @@
       <w:pPr>
         <w:pStyle w:val="Titre2"/>
       </w:pPr>
-      <w:bookmarkStart w:id="10" w:name="_Toc242715267"/>
+      <w:bookmarkStart w:id="10" w:name="_Toc242715904"/>
       <w:r>
         <w:lastRenderedPageBreak/>
         <w:t>2.4 Data-quality observations</w:t>
@@ -4188,7 +4218,7 @@
         <w:pStyle w:val="Titre1"/>
         <w:pageBreakBefore/>
       </w:pPr>
-      <w:bookmarkStart w:id="11" w:name="_Toc242715268"/>
+      <w:bookmarkStart w:id="11" w:name="_Toc242715905"/>
       <w:r>
         <w:lastRenderedPageBreak/>
         <w:t>3. Methodology</w:t>
@@ -4199,7 +4229,7 @@
       <w:pPr>
         <w:pStyle w:val="Titre2"/>
       </w:pPr>
-      <w:bookmarkStart w:id="12" w:name="_Toc242715269"/>
+      <w:bookmarkStart w:id="12" w:name="_Toc242715906"/>
       <w:r>
         <w:t>3.1 Pipeline</w:t>
       </w:r>
@@ -4417,7 +4447,7 @@
       <w:pPr>
         <w:pStyle w:val="Titre2"/>
       </w:pPr>
-      <w:bookmarkStart w:id="13" w:name="_Toc242715270"/>
+      <w:bookmarkStart w:id="13" w:name="_Toc242715907"/>
       <w:r>
         <w:t>3.2 Tools</w:t>
       </w:r>
@@ -4952,7 +4982,7 @@
       <w:pPr>
         <w:pStyle w:val="Titre2"/>
       </w:pPr>
-      <w:bookmarkStart w:id="14" w:name="_Toc242715271"/>
+      <w:bookmarkStart w:id="14" w:name="_Toc242715908"/>
       <w:r>
         <w:t>3.3 The interactive application</w:t>
       </w:r>
@@ -4999,7 +5029,7 @@
         </w:rPr>
         <w:lastRenderedPageBreak/>
         <w:drawing>
-          <wp:inline distT="0" distB="0" distL="0" distR="0" wp14:anchorId="33ACAF31" wp14:editId="02C9CB8A">
+          <wp:inline distT="0" distB="0" distL="0" distR="0" wp14:anchorId="6E792718" wp14:editId="38DDA5BA">
             <wp:extent cx="5667375" cy="3971925"/>
             <wp:effectExtent l="0" t="0" r="0" b="0"/>
             <wp:docPr id="1" name="ui/overview.png" descr="Application, overview tab: number of rows, variables, sampling frequency, duration, missing values and first rows of the selected recording" title="Application, overview tab: number of rows, variables, sampling frequency, duration, missing values and first rows of the selected recording"/>
@@ -5066,7 +5096,7 @@
       <w:pPr>
         <w:pStyle w:val="Titre2"/>
       </w:pPr>
-      <w:bookmarkStart w:id="15" w:name="_Toc242715272"/>
+      <w:bookmarkStart w:id="15" w:name="_Toc242715909"/>
       <w:r>
         <w:t>3.4 Train, validation and test split</w:t>
       </w:r>
@@ -5975,7 +6005,7 @@
       <w:pPr>
         <w:pStyle w:val="Titre2"/>
       </w:pPr>
-      <w:bookmarkStart w:id="16" w:name="_Toc242715273"/>
+      <w:bookmarkStart w:id="16" w:name="_Toc242715910"/>
       <w:r>
         <w:t>3.5 Handling class imbalance</w:t>
       </w:r>
@@ -6536,7 +6566,7 @@
       <w:pPr>
         <w:pStyle w:val="Titre2"/>
       </w:pPr>
-      <w:bookmarkStart w:id="17" w:name="_Toc242715274"/>
+      <w:bookmarkStart w:id="17" w:name="_Toc242715911"/>
       <w:r>
         <w:t>3.6 Safeguards against data leakage</w:t>
       </w:r>
@@ -6612,7 +6642,7 @@
         <w:pStyle w:val="Titre1"/>
         <w:pageBreakBefore/>
       </w:pPr>
-      <w:bookmarkStart w:id="18" w:name="_Toc242715275"/>
+      <w:bookmarkStart w:id="18" w:name="_Toc242715912"/>
       <w:r>
         <w:lastRenderedPageBreak/>
         <w:t>4. Results: exploration and dataset construction</w:t>
@@ -6641,7 +6671,7 @@
       <w:pPr>
         <w:pStyle w:val="Titre2"/>
       </w:pPr>
-      <w:bookmarkStart w:id="19" w:name="_Toc242715276"/>
+      <w:bookmarkStart w:id="19" w:name="_Toc242715913"/>
       <w:r>
         <w:t>4.1 Part I: understanding and exploring the data</w:t>
       </w:r>
@@ -7839,7 +7869,7 @@
           <w:noProof/>
         </w:rPr>
         <w:drawing>
-          <wp:inline distT="0" distB="0" distL="0" distR="0" wp14:anchorId="12920D5B" wp14:editId="08171396">
+          <wp:inline distT="0" distB="0" distL="0" distR="0" wp14:anchorId="2A2B9A87" wp14:editId="65D3EB3B">
             <wp:extent cx="5667375" cy="1752600"/>
             <wp:effectExtent l="0" t="0" r="0" b="0"/>
             <wp:docPr id="2" name="signal_overview.png" descr="EEG signal of recording 211104B_D, channel Fp1. The five annotated seizures are shaded. The file gives no unit; amplitudes are in recorded units" title="EEG signal of recording 211104B_D, channel Fp1. The five annotated seizures are shaded. The file gives no unit; amplitudes are in recorded units"/>
@@ -7914,7 +7944,7 @@
         </w:rPr>
         <w:lastRenderedPageBreak/>
         <w:drawing>
-          <wp:inline distT="0" distB="0" distL="0" distR="0" wp14:anchorId="78571C75" wp14:editId="40EBB2D5">
+          <wp:inline distT="0" distB="0" distL="0" distR="0" wp14:anchorId="0DF42D7F" wp14:editId="6B822CA9">
             <wp:extent cx="5667375" cy="3505200"/>
             <wp:effectExtent l="0" t="0" r="0" b="0"/>
             <wp:docPr id="3" name="seizure_zoom.png" descr="Four channels around the seizure at 806 s to 814 s, with the offset removed" title="Four channels around the seizure at 806 s to 814 s, with the offset removed"/>
@@ -8043,7 +8073,7 @@
       <w:pPr>
         <w:pStyle w:val="Titre2"/>
       </w:pPr>
-      <w:bookmarkStart w:id="20" w:name="_Toc242715277"/>
+      <w:bookmarkStart w:id="20" w:name="_Toc242715914"/>
       <w:r>
         <w:t>4.2 Part II: using the annotations</w:t>
       </w:r>
@@ -8874,7 +8904,7 @@
         </w:rPr>
         <w:lastRenderedPageBreak/>
         <w:drawing>
-          <wp:inline distT="0" distB="0" distL="0" distR="0" wp14:anchorId="2D3878CF" wp14:editId="6A7F7876">
+          <wp:inline distT="0" distB="0" distL="0" distR="0" wp14:anchorId="7BF85331" wp14:editId="009C6C20">
             <wp:extent cx="5486400" cy="3838575"/>
             <wp:effectExtent l="0" t="0" r="0" b="0"/>
             <wp:docPr id="4" name="ui/annotations.png" descr="Application, annotation tab: conversion of the Excel clock times to seconds and validation of each interval (recording 190304A_E)" title="Application, annotation tab: conversion of the Excel clock times to seconds and validation of each interval (recording 190304A_E)"/>
@@ -9670,7 +9700,7 @@
         </w:rPr>
         <w:lastRenderedPageBreak/>
         <w:drawing>
-          <wp:inline distT="0" distB="0" distL="0" distR="0" wp14:anchorId="373D29D9" wp14:editId="407B41A6">
+          <wp:inline distT="0" distB="0" distL="0" distR="0" wp14:anchorId="0BECBBB4" wp14:editId="13E9A516">
             <wp:extent cx="4391025" cy="1990725"/>
             <wp:effectExtent l="0" t="0" r="0" b="0"/>
             <wp:docPr id="5" name="seizure_durations.png" descr="Distribution of the duration of the 71 annotated seizures" title="Distribution of the duration of the 71 annotated seizures"/>
@@ -9752,7 +9782,7 @@
       <w:pPr>
         <w:pStyle w:val="Titre2"/>
       </w:pPr>
-      <w:bookmarkStart w:id="21" w:name="_Toc242715278"/>
+      <w:bookmarkStart w:id="21" w:name="_Toc242715915"/>
       <w:r>
         <w:t>4.3 Part III: building the target variable</w:t>
       </w:r>
@@ -10170,7 +10200,7 @@
         </w:rPr>
         <w:lastRenderedPageBreak/>
         <w:drawing>
-          <wp:inline distT="0" distB="0" distL="0" distR="0" wp14:anchorId="539252A6" wp14:editId="2F797FE0">
+          <wp:inline distT="0" distB="0" distL="0" distR="0" wp14:anchorId="056F00EB" wp14:editId="0E82F0E2">
             <wp:extent cx="5486400" cy="3838575"/>
             <wp:effectExtent l="0" t="0" r="0" b="0"/>
             <wp:docPr id="6" name="ui/target.png" descr="Application, target tab: class counts, imbalance ratio and warning (recording 190304A_E, one seizure of 7 s)" title="Application, target tab: class counts, imbalance ratio and warning (recording 190304A_E, one seizure of 7 s)"/>
@@ -10252,7 +10282,7 @@
       <w:pPr>
         <w:pStyle w:val="Titre2"/>
       </w:pPr>
-      <w:bookmarkStart w:id="22" w:name="_Toc242715279"/>
+      <w:bookmarkStart w:id="22" w:name="_Toc242715916"/>
       <w:r>
         <w:t>4.4 Part IV: segmenting the signal</w:t>
       </w:r>
@@ -10312,7 +10342,7 @@
       <w:pPr>
         <w:pStyle w:val="Titre2"/>
       </w:pPr>
-      <w:bookmarkStart w:id="23" w:name="_Toc242715280"/>
+      <w:bookmarkStart w:id="23" w:name="_Toc242715917"/>
       <w:r>
         <w:t>4.5 Part V: temporal features</w:t>
       </w:r>
@@ -11366,7 +11396,7 @@
         <w:pStyle w:val="Titre1"/>
         <w:pageBreakBefore/>
       </w:pPr>
-      <w:bookmarkStart w:id="24" w:name="_Toc242715281"/>
+      <w:bookmarkStart w:id="24" w:name="_Toc242715918"/>
       <w:r>
         <w:lastRenderedPageBreak/>
         <w:t>5. Results: frequency and exploratory analysis</w:t>
@@ -11377,7 +11407,7 @@
       <w:pPr>
         <w:pStyle w:val="Titre2"/>
       </w:pPr>
-      <w:bookmarkStart w:id="25" w:name="_Toc242715282"/>
+      <w:bookmarkStart w:id="25" w:name="_Toc242715919"/>
       <w:r>
         <w:t>5.1 Part VI: frequency analysis</w:t>
       </w:r>
@@ -11788,7 +11818,7 @@
           <w:noProof/>
         </w:rPr>
         <w:drawing>
-          <wp:inline distT="0" distB="0" distL="0" distR="0" wp14:anchorId="632B787C" wp14:editId="15BA0B29">
+          <wp:inline distT="0" distB="0" distL="0" distR="0" wp14:anchorId="505FBE18" wp14:editId="040C7275">
             <wp:extent cx="5667375" cy="3019425"/>
             <wp:effectExtent l="0" t="0" r="0" b="0"/>
             <wp:docPr id="7" name="window_time_and_spectrum.png" descr="A non-seizure window and a seizure window of the same recording, in the time domain (top) and in the frequency domain (bottom)" title="A non-seizure window and a seizure window of the same recording, in the time domain (top) and in the frequency domain (bottom)"/>
@@ -11870,7 +11900,7 @@
       <w:pPr>
         <w:pStyle w:val="Titre2"/>
       </w:pPr>
-      <w:bookmarkStart w:id="26" w:name="_Toc242715283"/>
+      <w:bookmarkStart w:id="26" w:name="_Toc242715920"/>
       <w:r>
         <w:lastRenderedPageBreak/>
         <w:t>5.2 Part VII: exploratory analysis</w:t>
@@ -11916,7 +11946,7 @@
           <w:noProof/>
         </w:rPr>
         <w:drawing>
-          <wp:inline distT="0" distB="0" distL="0" distR="0" wp14:anchorId="1D4ADCC4" wp14:editId="5C041FDF">
+          <wp:inline distT="0" distB="0" distL="0" distR="0" wp14:anchorId="6C8F921F" wp14:editId="5AE5A220">
             <wp:extent cx="5667375" cy="2781300"/>
             <wp:effectExtent l="0" t="0" r="0" b="0"/>
             <wp:docPr id="8" name="class_comparison.png" descr="Mean of each feature in the two classes. The factor in each title is the ratio class 1 / class 0" title="Mean of each feature in the two classes. The factor in each title is the ratio class 1 / class 0"/>
@@ -13840,7 +13870,7 @@
           <w:noProof/>
         </w:rPr>
         <w:drawing>
-          <wp:inline distT="0" distB="0" distL="0" distR="0" wp14:anchorId="25479198" wp14:editId="45A9370E">
+          <wp:inline distT="0" distB="0" distL="0" distR="0" wp14:anchorId="36899100" wp14:editId="568C6BA4">
             <wp:extent cx="4933950" cy="4095750"/>
             <wp:effectExtent l="0" t="0" r="0" b="0"/>
             <wp:docPr id="9" name="correlation_matrix.png" descr="Spearman correlation between the twelve feature families" title="Spearman correlation between the twelve feature families"/>
@@ -14579,7 +14609,7 @@
         <w:pStyle w:val="Titre1"/>
         <w:pageBreakBefore/>
       </w:pPr>
-      <w:bookmarkStart w:id="27" w:name="_Toc242715284"/>
+      <w:bookmarkStart w:id="27" w:name="_Toc242715921"/>
       <w:r>
         <w:lastRenderedPageBreak/>
         <w:t>6. Results: models and evaluation</w:t>
@@ -14590,7 +14620,7 @@
       <w:pPr>
         <w:pStyle w:val="Titre2"/>
       </w:pPr>
-      <w:bookmarkStart w:id="28" w:name="_Toc242715285"/>
+      <w:bookmarkStart w:id="28" w:name="_Toc242715922"/>
       <w:r>
         <w:t>6.1 Part VIII: building the models</w:t>
       </w:r>
@@ -15183,7 +15213,7 @@
       <w:pPr>
         <w:pStyle w:val="Titre2"/>
       </w:pPr>
-      <w:bookmarkStart w:id="29" w:name="_Toc242715286"/>
+      <w:bookmarkStart w:id="29" w:name="_Toc242715923"/>
       <w:r>
         <w:t>6.2 Part IX: evaluation</w:t>
       </w:r>
@@ -16551,7 +16581,7 @@
           <w:noProof/>
         </w:rPr>
         <w:drawing>
-          <wp:inline distT="0" distB="0" distL="0" distR="0" wp14:anchorId="07B1EED4" wp14:editId="5023ED38">
+          <wp:inline distT="0" distB="0" distL="0" distR="0" wp14:anchorId="640A46B9" wp14:editId="7948005E">
             <wp:extent cx="5667375" cy="3562350"/>
             <wp:effectExtent l="0" t="0" r="0" b="0"/>
             <wp:docPr id="10" name="confusion_matrices.png" descr="Confusion matrices on the test set. TN: true negatives, FP: false positives, FN: false negatives, TP: true positives" title="Confusion matrices on the test set. TN: true negatives, FP: false positives, FN: false negatives, TP: true positives"/>
@@ -19074,7 +19104,7 @@
       <w:pPr>
         <w:pStyle w:val="Titre2"/>
       </w:pPr>
-      <w:bookmarkStart w:id="30" w:name="_Toc242715287"/>
+      <w:bookmarkStart w:id="30" w:name="_Toc242715924"/>
       <w:r>
         <w:t>6.3 Which metric should be preferred?</w:t>
       </w:r>
@@ -19212,7 +19242,7 @@
         <w:pStyle w:val="Titre1"/>
         <w:pageBreakBefore/>
       </w:pPr>
-      <w:bookmarkStart w:id="31" w:name="_Toc242715288"/>
+      <w:bookmarkStart w:id="31" w:name="_Toc242715925"/>
       <w:r>
         <w:lastRenderedPageBreak/>
         <w:t>7. Results: temporal detection and error analysis</w:t>
@@ -19223,7 +19253,7 @@
       <w:pPr>
         <w:pStyle w:val="Titre2"/>
       </w:pPr>
-      <w:bookmarkStart w:id="32" w:name="_Toc242715289"/>
+      <w:bookmarkStart w:id="32" w:name="_Toc242715926"/>
       <w:r>
         <w:t>7.1 Part X: reconstructing the seizures</w:t>
       </w:r>
@@ -19339,7 +19369,7 @@
           <w:noProof/>
         </w:rPr>
         <w:drawing>
-          <wp:inline distT="0" distB="0" distL="0" distR="0" wp14:anchorId="0D504BA6" wp14:editId="5C72CBA9">
+          <wp:inline distT="0" distB="0" distL="0" distR="0" wp14:anchorId="5A431C32" wp14:editId="5B9D825A">
             <wp:extent cx="5667375" cy="5153025"/>
             <wp:effectExtent l="0" t="0" r="0" b="0"/>
             <wp:docPr id="11" name="seizure_reconstruction.png" descr="Signal, annotated seizures (shaded) and seizures predicted by the model (blue bars) on the four test recordings" title="Signal, annotated seizures (shaded) and seizures predicted by the model (blue bars) on the four test recordings"/>
@@ -21554,7 +21584,7 @@
       <w:pPr>
         <w:pStyle w:val="Titre2"/>
       </w:pPr>
-      <w:bookmarkStart w:id="33" w:name="_Toc242715290"/>
+      <w:bookmarkStart w:id="33" w:name="_Toc242715927"/>
       <w:r>
         <w:t>7.2 Part XI: error analysis</w:t>
       </w:r>
@@ -22679,7 +22709,7 @@
         <w:pStyle w:val="Titre1"/>
         <w:pageBreakBefore/>
       </w:pPr>
-      <w:bookmarkStart w:id="34" w:name="_Toc242715291"/>
+      <w:bookmarkStart w:id="34" w:name="_Toc242715928"/>
       <w:r>
         <w:lastRenderedPageBreak/>
         <w:t>8. Improvements</w:t>
@@ -22690,7 +22720,7 @@
       <w:pPr>
         <w:pStyle w:val="Titre2"/>
       </w:pPr>
-      <w:bookmarkStart w:id="35" w:name="_Toc242715292"/>
+      <w:bookmarkStart w:id="35" w:name="_Toc242715929"/>
       <w:r>
         <w:t>8.1 Improvements already implemented</w:t>
       </w:r>
@@ -23461,7 +23491,7 @@
       <w:pPr>
         <w:pStyle w:val="Titre2"/>
       </w:pPr>
-      <w:bookmarkStart w:id="36" w:name="_Toc242715293"/>
+      <w:bookmarkStart w:id="36" w:name="_Toc242715930"/>
       <w:r>
         <w:t>8.2 Proposed improvements</w:t>
       </w:r>
@@ -23572,7 +23602,7 @@
         <w:pStyle w:val="Titre1"/>
         <w:pageBreakBefore/>
       </w:pPr>
-      <w:bookmarkStart w:id="37" w:name="_Toc242715294"/>
+      <w:bookmarkStart w:id="37" w:name="_Toc242715931"/>
       <w:r>
         <w:lastRenderedPageBreak/>
         <w:t>9. Discussion</w:t>
@@ -23583,7 +23613,7 @@
       <w:pPr>
         <w:pStyle w:val="Titre2"/>
       </w:pPr>
-      <w:bookmarkStart w:id="38" w:name="_Toc242715295"/>
+      <w:bookmarkStart w:id="38" w:name="_Toc242715932"/>
       <w:r>
         <w:t>9.1 What the results show</w:t>
       </w:r>
@@ -23673,7 +23703,7 @@
       <w:pPr>
         <w:pStyle w:val="Titre2"/>
       </w:pPr>
-      <w:bookmarkStart w:id="39" w:name="_Toc242715296"/>
+      <w:bookmarkStart w:id="39" w:name="_Toc242715933"/>
       <w:r>
         <w:t>9.2 Limits</w:t>
       </w:r>
@@ -23804,7 +23834,7 @@
         <w:pStyle w:val="Titre1"/>
         <w:pageBreakBefore/>
       </w:pPr>
-      <w:bookmarkStart w:id="40" w:name="_Toc242715297"/>
+      <w:bookmarkStart w:id="40" w:name="_Toc242715934"/>
       <w:r>
         <w:lastRenderedPageBreak/>
         <w:t>10. Conclusion</w:t>
@@ -23908,7 +23938,7 @@
         <w:pStyle w:val="Titre1"/>
         <w:pageBreakBefore/>
       </w:pPr>
-      <w:bookmarkStart w:id="41" w:name="_Toc242715298"/>
+      <w:bookmarkStart w:id="41" w:name="_Toc242715935"/>
       <w:r>
         <w:lastRenderedPageBreak/>
         <w:t>Appendix: reproducing the results</w:t>
@@ -24794,150 +24824,64 @@
 <file path=word/numbering.xml><?xml version="1.0" encoding="utf-8"?>
 <w:numbering xmlns:wpc="http://schemas.microsoft.com/office/word/2010/wordprocessingCanvas" xmlns:cx="http://schemas.microsoft.com/office/drawing/2014/chartex" xmlns:cx1="http://schemas.microsoft.com/office/drawing/2015/9/8/chartex" xmlns:cx2="http://schemas.microsoft.com/office/drawing/2015/10/21/chartex" xmlns:cx3="http://schemas.microsoft.com/office/drawing/2016/5/9/chartex" xmlns:cx4="http://schemas.microsoft.com/office/drawing/2016/5/10/chartex" xmlns:cx5="http://schemas.microsoft.com/office/drawing/2016/5/11/chartex" xmlns:cx6="http://schemas.microsoft.com/office/drawing/2016/5/12/chartex" xmlns:cx7="http://schemas.microsoft.com/office/drawing/2016/5/13/chartex" xmlns:cx8="http://schemas.microsoft.com/office/drawing/2016/5/14/chartex" xmlns:mc="http://schemas.openxmlformats.org/markup-compatibility/2006" xmlns:aink="http://schemas.microsoft.com/office/drawing/2016/ink" xmlns:am3d="http://schemas.microsoft.com/office/drawing/2017/model3d" xmlns:o="urn:schemas-microsoft-com:office:office" xmlns:oel="http://schemas.microsoft.com/office/2019/extlst" xmlns:r="http://schemas.openxmlformats.org/officeDocument/2006/relationships" xmlns:m="http://schemas.openxmlformats.org/officeDocument/2006/math" xmlns:v="urn:schemas-microsoft-com:vml" xmlns:wp14="http://schemas.microsoft.com/office/word/2010/wordprocessingDrawing" xmlns:wp="http://schemas.openxmlformats.org/drawingml/2006/wordprocessingDrawing" xmlns:w10="urn:schemas-microsoft-com:office:word" xmlns:w="http://schemas.openxmlformats.org/wordprocessingml/2006/main" xmlns:w14="http://schemas.microsoft.com/office/word/2010/wordml" xmlns:w15="http://schemas.microsoft.com/office/word/2012/wordml" xmlns:w16cex="http://schemas.microsoft.com/office/word/2018/wordml/cex" xmlns:w16cid="http://schemas.microsoft.com/office/word/2016/wordml/cid" xmlns:w16="http://schemas.microsoft.com/office/word/2018/wordml" xmlns:w16du="http://schemas.microsoft.com/office/word/2023/wordml/word16du" xmlns:w16sdtdh="http://schemas.microsoft.com/office/word/2020/wordml/sdtdatahash" xmlns:w16sdtfl="http://schemas.microsoft.com/office/word/2024/wordml/sdtformatlock" xmlns:w16se="http://schemas.microsoft.com/office/word/2015/wordml/symex" xmlns:wpg="http://schemas.microsoft.com/office/word/2010/wordprocessingGroup" xmlns:wpi="http://schemas.microsoft.com/office/word/2010/wordprocessingInk" xmlns:wne="http://schemas.microsoft.com/office/word/2006/wordml" xmlns:wps="http://schemas.microsoft.com/office/word/2010/wordprocessingShape" mc:Ignorable="w14 w15 w16se w16cid w16 w16cex w16sdtdh w16sdtfl w16du wp14">
   <w:abstractNum w:abstractNumId="0" w15:restartNumberingAfterBreak="0">
-    <w:nsid w:val="14E30FD7"/>
+    <w:nsid w:val="05F652BC"/>
     <w:multiLevelType w:val="hybridMultilevel"/>
-    <w:tmpl w:val="CF767696"/>
-    <w:lvl w:ilvl="0" w:tplc="E914644E">
+    <w:tmpl w:val="57D84FAA"/>
+    <w:lvl w:ilvl="0" w:tplc="B4EA2804">
       <w:start w:val="1"/>
-      <w:numFmt w:val="bullet"/>
-      <w:lvlText w:val="•"/>
+      <w:numFmt w:val="decimal"/>
+      <w:lvlText w:val="%1."/>
       <w:lvlJc w:val="left"/>
       <w:pPr>
         <w:ind w:left="540" w:hanging="300"/>
       </w:pPr>
     </w:lvl>
-    <w:lvl w:ilvl="1" w:tplc="59AA63C8">
+    <w:lvl w:ilvl="1" w:tplc="81AE95B4">
       <w:numFmt w:val="decimal"/>
       <w:lvlText w:val=""/>
       <w:lvlJc w:val="left"/>
     </w:lvl>
-    <w:lvl w:ilvl="2" w:tplc="597A31E0">
+    <w:lvl w:ilvl="2" w:tplc="A9E2CE68">
       <w:numFmt w:val="decimal"/>
       <w:lvlText w:val=""/>
       <w:lvlJc w:val="left"/>
     </w:lvl>
-    <w:lvl w:ilvl="3" w:tplc="EC9E2394">
+    <w:lvl w:ilvl="3" w:tplc="0074ADC2">
       <w:numFmt w:val="decimal"/>
       <w:lvlText w:val=""/>
       <w:lvlJc w:val="left"/>
     </w:lvl>
-    <w:lvl w:ilvl="4" w:tplc="3E5A4D00">
+    <w:lvl w:ilvl="4" w:tplc="74788444">
       <w:numFmt w:val="decimal"/>
       <w:lvlText w:val=""/>
       <w:lvlJc w:val="left"/>
     </w:lvl>
-    <w:lvl w:ilvl="5" w:tplc="63DA086C">
+    <w:lvl w:ilvl="5" w:tplc="8F702CEA">
       <w:numFmt w:val="decimal"/>
       <w:lvlText w:val=""/>
       <w:lvlJc w:val="left"/>
     </w:lvl>
-    <w:lvl w:ilvl="6" w:tplc="68F05416">
+    <w:lvl w:ilvl="6" w:tplc="8668EE34">
       <w:numFmt w:val="decimal"/>
       <w:lvlText w:val=""/>
       <w:lvlJc w:val="left"/>
     </w:lvl>
-    <w:lvl w:ilvl="7" w:tplc="55CA938E">
+    <w:lvl w:ilvl="7" w:tplc="F55EE0F8">
       <w:numFmt w:val="decimal"/>
       <w:lvlText w:val=""/>
       <w:lvlJc w:val="left"/>
     </w:lvl>
-    <w:lvl w:ilvl="8" w:tplc="1DE66946">
+    <w:lvl w:ilvl="8" w:tplc="43C661FA">
       <w:numFmt w:val="decimal"/>
       <w:lvlText w:val=""/>
       <w:lvlJc w:val="left"/>
     </w:lvl>
   </w:abstractNum>
   <w:abstractNum w:abstractNumId="1" w15:restartNumberingAfterBreak="0">
-    <w:nsid w:val="2DC7663F"/>
+    <w:nsid w:val="2BBD3E01"/>
     <w:multiLevelType w:val="hybridMultilevel"/>
-    <w:tmpl w:val="93CA17A2"/>
-    <w:lvl w:ilvl="0" w:tplc="24621270" w:tentative="1">
-      <w:start w:val="1"/>
-      <w:numFmt w:val="bullet"/>
-      <w:lvlText w:val="●"/>
-      <w:lvlJc w:val="left"/>
-      <w:pPr>
-        <w:ind w:left="720" w:hanging="360"/>
-      </w:pPr>
-    </w:lvl>
-    <w:lvl w:ilvl="1" w:tplc="93DA9412" w:tentative="1">
-      <w:start w:val="1"/>
-      <w:numFmt w:val="bullet"/>
-      <w:lvlText w:val="○"/>
-      <w:lvlJc w:val="left"/>
-      <w:pPr>
-        <w:ind w:left="1440" w:hanging="360"/>
-      </w:pPr>
-    </w:lvl>
-    <w:lvl w:ilvl="2" w:tplc="04C8A8A0" w:tentative="1">
-      <w:start w:val="1"/>
-      <w:numFmt w:val="bullet"/>
-      <w:lvlText w:val="■"/>
-      <w:lvlJc w:val="left"/>
-      <w:pPr>
-        <w:ind w:left="2160" w:hanging="360"/>
-      </w:pPr>
-    </w:lvl>
-    <w:lvl w:ilvl="3" w:tplc="75BAC724" w:tentative="1">
-      <w:start w:val="1"/>
-      <w:numFmt w:val="bullet"/>
-      <w:lvlText w:val="●"/>
-      <w:lvlJc w:val="left"/>
-      <w:pPr>
-        <w:ind w:left="2880" w:hanging="360"/>
-      </w:pPr>
-    </w:lvl>
-    <w:lvl w:ilvl="4" w:tplc="4BFEE514" w:tentative="1">
-      <w:start w:val="1"/>
-      <w:numFmt w:val="bullet"/>
-      <w:lvlText w:val="○"/>
-      <w:lvlJc w:val="left"/>
-      <w:pPr>
-        <w:ind w:left="3600" w:hanging="360"/>
-      </w:pPr>
-    </w:lvl>
-    <w:lvl w:ilvl="5" w:tplc="AC7A6174" w:tentative="1">
-      <w:start w:val="1"/>
-      <w:numFmt w:val="bullet"/>
-      <w:lvlText w:val="■"/>
-      <w:lvlJc w:val="left"/>
-      <w:pPr>
-        <w:ind w:left="4320" w:hanging="360"/>
-      </w:pPr>
-    </w:lvl>
-    <w:lvl w:ilvl="6" w:tplc="025CED0C" w:tentative="1">
-      <w:start w:val="1"/>
-      <w:numFmt w:val="bullet"/>
-      <w:lvlText w:val="●"/>
-      <w:lvlJc w:val="left"/>
-      <w:pPr>
-        <w:ind w:left="5040" w:hanging="360"/>
-      </w:pPr>
-    </w:lvl>
-    <w:lvl w:ilvl="7" w:tplc="64C8E482" w:tentative="1">
-      <w:start w:val="1"/>
-      <w:numFmt w:val="bullet"/>
-      <w:lvlText w:val="●"/>
-      <w:lvlJc w:val="left"/>
-      <w:pPr>
-        <w:ind w:left="5760" w:hanging="360"/>
-      </w:pPr>
-    </w:lvl>
-    <w:lvl w:ilvl="8" w:tplc="14A09980" w:tentative="1">
-      <w:start w:val="1"/>
-      <w:numFmt w:val="bullet"/>
-      <w:lvlText w:val="●"/>
-      <w:lvlJc w:val="left"/>
-      <w:pPr>
-        <w:ind w:left="6480" w:hanging="360"/>
-      </w:pPr>
-    </w:lvl>
-  </w:abstractNum>
-  <w:abstractNum w:abstractNumId="2" w15:restartNumberingAfterBreak="0">
-    <w:nsid w:val="48163419"/>
-    <w:multiLevelType w:val="hybridMultilevel"/>
-    <w:tmpl w:val="E40C3554"/>
-    <w:lvl w:ilvl="0" w:tplc="45C4F9D6">
+    <w:tmpl w:val="F28C7D84"/>
+    <w:lvl w:ilvl="0" w:tplc="9A30A8B4">
       <w:start w:val="1"/>
       <w:numFmt w:val="decimal"/>
       <w:lvlText w:val="%1."/>
@@ -24946,52 +24890,138 @@
         <w:ind w:left="540" w:hanging="300"/>
       </w:pPr>
     </w:lvl>
-    <w:lvl w:ilvl="1" w:tplc="09FAFE40">
+    <w:lvl w:ilvl="1" w:tplc="6CA0BB64">
       <w:numFmt w:val="decimal"/>
       <w:lvlText w:val=""/>
       <w:lvlJc w:val="left"/>
     </w:lvl>
-    <w:lvl w:ilvl="2" w:tplc="79B0D328">
+    <w:lvl w:ilvl="2" w:tplc="9B3CE1CE">
       <w:numFmt w:val="decimal"/>
       <w:lvlText w:val=""/>
       <w:lvlJc w:val="left"/>
     </w:lvl>
-    <w:lvl w:ilvl="3" w:tplc="2C66D216">
+    <w:lvl w:ilvl="3" w:tplc="43DA4E18">
       <w:numFmt w:val="decimal"/>
       <w:lvlText w:val=""/>
       <w:lvlJc w:val="left"/>
     </w:lvl>
-    <w:lvl w:ilvl="4" w:tplc="146A8990">
+    <w:lvl w:ilvl="4" w:tplc="7BE47994">
       <w:numFmt w:val="decimal"/>
       <w:lvlText w:val=""/>
       <w:lvlJc w:val="left"/>
     </w:lvl>
-    <w:lvl w:ilvl="5" w:tplc="FDB8122E">
+    <w:lvl w:ilvl="5" w:tplc="9D66F65A">
       <w:numFmt w:val="decimal"/>
       <w:lvlText w:val=""/>
       <w:lvlJc w:val="left"/>
     </w:lvl>
-    <w:lvl w:ilvl="6" w:tplc="B79C8ED0">
+    <w:lvl w:ilvl="6" w:tplc="76AC202E">
       <w:numFmt w:val="decimal"/>
       <w:lvlText w:val=""/>
       <w:lvlJc w:val="left"/>
     </w:lvl>
-    <w:lvl w:ilvl="7" w:tplc="35708FD0">
+    <w:lvl w:ilvl="7" w:tplc="DCD2F506">
       <w:numFmt w:val="decimal"/>
       <w:lvlText w:val=""/>
       <w:lvlJc w:val="left"/>
     </w:lvl>
-    <w:lvl w:ilvl="8" w:tplc="973A04F2">
+    <w:lvl w:ilvl="8" w:tplc="8BDAB4FE">
       <w:numFmt w:val="decimal"/>
       <w:lvlText w:val=""/>
       <w:lvlJc w:val="left"/>
     </w:lvl>
   </w:abstractNum>
+  <w:abstractNum w:abstractNumId="2" w15:restartNumberingAfterBreak="0">
+    <w:nsid w:val="442C054F"/>
+    <w:multiLevelType w:val="hybridMultilevel"/>
+    <w:tmpl w:val="41BAE546"/>
+    <w:lvl w:ilvl="0" w:tplc="480425D4" w:tentative="1">
+      <w:start w:val="1"/>
+      <w:numFmt w:val="bullet"/>
+      <w:lvlText w:val="●"/>
+      <w:lvlJc w:val="left"/>
+      <w:pPr>
+        <w:ind w:left="720" w:hanging="360"/>
+      </w:pPr>
+    </w:lvl>
+    <w:lvl w:ilvl="1" w:tplc="AF18B148" w:tentative="1">
+      <w:start w:val="1"/>
+      <w:numFmt w:val="bullet"/>
+      <w:lvlText w:val="○"/>
+      <w:lvlJc w:val="left"/>
+      <w:pPr>
+        <w:ind w:left="1440" w:hanging="360"/>
+      </w:pPr>
+    </w:lvl>
+    <w:lvl w:ilvl="2" w:tplc="BFBE93B2" w:tentative="1">
+      <w:start w:val="1"/>
+      <w:numFmt w:val="bullet"/>
+      <w:lvlText w:val="■"/>
+      <w:lvlJc w:val="left"/>
+      <w:pPr>
+        <w:ind w:left="2160" w:hanging="360"/>
+      </w:pPr>
+    </w:lvl>
+    <w:lvl w:ilvl="3" w:tplc="B0622F9E" w:tentative="1">
+      <w:start w:val="1"/>
+      <w:numFmt w:val="bullet"/>
+      <w:lvlText w:val="●"/>
+      <w:lvlJc w:val="left"/>
+      <w:pPr>
+        <w:ind w:left="2880" w:hanging="360"/>
+      </w:pPr>
+    </w:lvl>
+    <w:lvl w:ilvl="4" w:tplc="31505176" w:tentative="1">
+      <w:start w:val="1"/>
+      <w:numFmt w:val="bullet"/>
+      <w:lvlText w:val="○"/>
+      <w:lvlJc w:val="left"/>
+      <w:pPr>
+        <w:ind w:left="3600" w:hanging="360"/>
+      </w:pPr>
+    </w:lvl>
+    <w:lvl w:ilvl="5" w:tplc="6E10F39C" w:tentative="1">
+      <w:start w:val="1"/>
+      <w:numFmt w:val="bullet"/>
+      <w:lvlText w:val="■"/>
+      <w:lvlJc w:val="left"/>
+      <w:pPr>
+        <w:ind w:left="4320" w:hanging="360"/>
+      </w:pPr>
+    </w:lvl>
+    <w:lvl w:ilvl="6" w:tplc="462EAAC6" w:tentative="1">
+      <w:start w:val="1"/>
+      <w:numFmt w:val="bullet"/>
+      <w:lvlText w:val="●"/>
+      <w:lvlJc w:val="left"/>
+      <w:pPr>
+        <w:ind w:left="5040" w:hanging="360"/>
+      </w:pPr>
+    </w:lvl>
+    <w:lvl w:ilvl="7" w:tplc="F2763DF6" w:tentative="1">
+      <w:start w:val="1"/>
+      <w:numFmt w:val="bullet"/>
+      <w:lvlText w:val="●"/>
+      <w:lvlJc w:val="left"/>
+      <w:pPr>
+        <w:ind w:left="5760" w:hanging="360"/>
+      </w:pPr>
+    </w:lvl>
+    <w:lvl w:ilvl="8" w:tplc="8730BCB4" w:tentative="1">
+      <w:start w:val="1"/>
+      <w:numFmt w:val="bullet"/>
+      <w:lvlText w:val="●"/>
+      <w:lvlJc w:val="left"/>
+      <w:pPr>
+        <w:ind w:left="6480" w:hanging="360"/>
+      </w:pPr>
+    </w:lvl>
+  </w:abstractNum>
   <w:abstractNum w:abstractNumId="3" w15:restartNumberingAfterBreak="0">
-    <w:nsid w:val="54481070"/>
+    <w:nsid w:val="536E5A65"/>
     <w:multiLevelType w:val="hybridMultilevel"/>
-    <w:tmpl w:val="9EA8FEDE"/>
-    <w:lvl w:ilvl="0" w:tplc="4CB04A84">
+    <w:tmpl w:val="1D186C86"/>
+    <w:lvl w:ilvl="0" w:tplc="E2AED8E8">
       <w:start w:val="1"/>
       <w:numFmt w:val="decimal"/>
       <w:lvlText w:val="%1."/>
@@ -25000,52 +25030,52 @@
         <w:ind w:left="540" w:hanging="300"/>
       </w:pPr>
     </w:lvl>
-    <w:lvl w:ilvl="1" w:tplc="25CC5F9E">
+    <w:lvl w:ilvl="1" w:tplc="C5947628">
       <w:numFmt w:val="decimal"/>
       <w:lvlText w:val=""/>
       <w:lvlJc w:val="left"/>
     </w:lvl>
-    <w:lvl w:ilvl="2" w:tplc="863C1438">
+    <w:lvl w:ilvl="2" w:tplc="65865BCC">
       <w:numFmt w:val="decimal"/>
       <w:lvlText w:val=""/>
       <w:lvlJc w:val="left"/>
     </w:lvl>
-    <w:lvl w:ilvl="3" w:tplc="20A48F1A">
+    <w:lvl w:ilvl="3" w:tplc="38742566">
       <w:numFmt w:val="decimal"/>
       <w:lvlText w:val=""/>
       <w:lvlJc w:val="left"/>
     </w:lvl>
-    <w:lvl w:ilvl="4" w:tplc="8482DA62">
+    <w:lvl w:ilvl="4" w:tplc="0958EE1E">
       <w:numFmt w:val="decimal"/>
       <w:lvlText w:val=""/>
       <w:lvlJc w:val="left"/>
     </w:lvl>
-    <w:lvl w:ilvl="5" w:tplc="8A16E1E2">
+    <w:lvl w:ilvl="5" w:tplc="A752A3AA">
       <w:numFmt w:val="decimal"/>
       <w:lvlText w:val=""/>
       <w:lvlJc w:val="left"/>
     </w:lvl>
-    <w:lvl w:ilvl="6" w:tplc="4830B8E8">
+    <w:lvl w:ilvl="6" w:tplc="34260292">
       <w:numFmt w:val="decimal"/>
       <w:lvlText w:val=""/>
       <w:lvlJc w:val="left"/>
     </w:lvl>
-    <w:lvl w:ilvl="7" w:tplc="175CA0CA">
+    <w:lvl w:ilvl="7" w:tplc="09A425E4">
       <w:numFmt w:val="decimal"/>
       <w:lvlText w:val=""/>
       <w:lvlJc w:val="left"/>
     </w:lvl>
-    <w:lvl w:ilvl="8" w:tplc="DC44B6D0">
+    <w:lvl w:ilvl="8" w:tplc="23D4CF84">
       <w:numFmt w:val="decimal"/>
       <w:lvlText w:val=""/>
       <w:lvlJc w:val="left"/>
     </w:lvl>
   </w:abstractNum>
   <w:abstractNum w:abstractNumId="4" w15:restartNumberingAfterBreak="0">
-    <w:nsid w:val="74907795"/>
+    <w:nsid w:val="68E902EE"/>
     <w:multiLevelType w:val="hybridMultilevel"/>
-    <w:tmpl w:val="A706FCF4"/>
-    <w:lvl w:ilvl="0" w:tplc="AAE80C4C">
+    <w:tmpl w:val="41E09D9C"/>
+    <w:lvl w:ilvl="0" w:tplc="F4F890C4">
       <w:start w:val="1"/>
       <w:numFmt w:val="decimal"/>
       <w:lvlText w:val="%1."/>
@@ -25054,133 +25084,133 @@
         <w:ind w:left="540" w:hanging="300"/>
       </w:pPr>
     </w:lvl>
-    <w:lvl w:ilvl="1" w:tplc="227A1D72">
+    <w:lvl w:ilvl="1" w:tplc="2FDA05C4">
       <w:numFmt w:val="decimal"/>
       <w:lvlText w:val=""/>
       <w:lvlJc w:val="left"/>
     </w:lvl>
-    <w:lvl w:ilvl="2" w:tplc="E64ED7B4">
+    <w:lvl w:ilvl="2" w:tplc="A190C090">
       <w:numFmt w:val="decimal"/>
       <w:lvlText w:val=""/>
       <w:lvlJc w:val="left"/>
     </w:lvl>
-    <w:lvl w:ilvl="3" w:tplc="A3BE3B32">
+    <w:lvl w:ilvl="3" w:tplc="D44ABCE0">
       <w:numFmt w:val="decimal"/>
       <w:lvlText w:val=""/>
       <w:lvlJc w:val="left"/>
     </w:lvl>
-    <w:lvl w:ilvl="4" w:tplc="442CA92C">
+    <w:lvl w:ilvl="4" w:tplc="7722B972">
       <w:numFmt w:val="decimal"/>
       <w:lvlText w:val=""/>
       <w:lvlJc w:val="left"/>
     </w:lvl>
-    <w:lvl w:ilvl="5" w:tplc="A3928224">
+    <w:lvl w:ilvl="5" w:tplc="FC2CAA02">
       <w:numFmt w:val="decimal"/>
       <w:lvlText w:val=""/>
       <w:lvlJc w:val="left"/>
     </w:lvl>
-    <w:lvl w:ilvl="6" w:tplc="1D1AB944">
+    <w:lvl w:ilvl="6" w:tplc="AF28175A">
       <w:numFmt w:val="decimal"/>
       <w:lvlText w:val=""/>
       <w:lvlJc w:val="left"/>
     </w:lvl>
-    <w:lvl w:ilvl="7" w:tplc="D604EAAA">
+    <w:lvl w:ilvl="7" w:tplc="22C2EC3A">
       <w:numFmt w:val="decimal"/>
       <w:lvlText w:val=""/>
       <w:lvlJc w:val="left"/>
     </w:lvl>
-    <w:lvl w:ilvl="8" w:tplc="FEBC194A">
+    <w:lvl w:ilvl="8" w:tplc="F85ECCD8">
       <w:numFmt w:val="decimal"/>
       <w:lvlText w:val=""/>
       <w:lvlJc w:val="left"/>
     </w:lvl>
   </w:abstractNum>
   <w:abstractNum w:abstractNumId="5" w15:restartNumberingAfterBreak="0">
-    <w:nsid w:val="7FDA2714"/>
+    <w:nsid w:val="795929E1"/>
     <w:multiLevelType w:val="hybridMultilevel"/>
-    <w:tmpl w:val="A8821C06"/>
-    <w:lvl w:ilvl="0" w:tplc="56985B50">
+    <w:tmpl w:val="C518A062"/>
+    <w:lvl w:ilvl="0" w:tplc="4BF42E92">
       <w:start w:val="1"/>
-      <w:numFmt w:val="decimal"/>
-      <w:lvlText w:val="%1."/>
+      <w:numFmt w:val="bullet"/>
+      <w:lvlText w:val="•"/>
       <w:lvlJc w:val="left"/>
       <w:pPr>
         <w:ind w:left="540" w:hanging="300"/>
       </w:pPr>
     </w:lvl>
-    <w:lvl w:ilvl="1" w:tplc="71B486B8">
+    <w:lvl w:ilvl="1" w:tplc="0A1875D0">
       <w:numFmt w:val="decimal"/>
       <w:lvlText w:val=""/>
       <w:lvlJc w:val="left"/>
     </w:lvl>
-    <w:lvl w:ilvl="2" w:tplc="B15ED22C">
+    <w:lvl w:ilvl="2" w:tplc="453EE6B6">
       <w:numFmt w:val="decimal"/>
       <w:lvlText w:val=""/>
       <w:lvlJc w:val="left"/>
     </w:lvl>
-    <w:lvl w:ilvl="3" w:tplc="9202E486">
+    <w:lvl w:ilvl="3" w:tplc="975C2712">
       <w:numFmt w:val="decimal"/>
       <w:lvlText w:val=""/>
       <w:lvlJc w:val="left"/>
     </w:lvl>
-    <w:lvl w:ilvl="4" w:tplc="A5949A86">
+    <w:lvl w:ilvl="4" w:tplc="3E965108">
       <w:numFmt w:val="decimal"/>
       <w:lvlText w:val=""/>
       <w:lvlJc w:val="left"/>
     </w:lvl>
-    <w:lvl w:ilvl="5" w:tplc="ADC62258">
+    <w:lvl w:ilvl="5" w:tplc="16FAB522">
       <w:numFmt w:val="decimal"/>
       <w:lvlText w:val=""/>
       <w:lvlJc w:val="left"/>
     </w:lvl>
-    <w:lvl w:ilvl="6" w:tplc="13F60706">
+    <w:lvl w:ilvl="6" w:tplc="7966B5A4">
       <w:numFmt w:val="decimal"/>
       <w:lvlText w:val=""/>
       <w:lvlJc w:val="left"/>
     </w:lvl>
-    <w:lvl w:ilvl="7" w:tplc="B7FA8CA0">
+    <w:lvl w:ilvl="7" w:tplc="DAA0EA22">
       <w:numFmt w:val="decimal"/>
       <w:lvlText w:val=""/>
       <w:lvlJc w:val="left"/>
     </w:lvl>
-    <w:lvl w:ilvl="8" w:tplc="6DB06F8A">
+    <w:lvl w:ilvl="8" w:tplc="B5C0036C">
       <w:numFmt w:val="decimal"/>
       <w:lvlText w:val=""/>
       <w:lvlJc w:val="left"/>
     </w:lvl>
   </w:abstractNum>
-  <w:num w:numId="1" w16cid:durableId="168717652">
-    <w:abstractNumId w:val="1"/>
+  <w:num w:numId="1" w16cid:durableId="701319235">
+    <w:abstractNumId w:val="2"/>
     <w:lvlOverride w:ilvl="0">
       <w:startOverride w:val="1"/>
     </w:lvlOverride>
   </w:num>
-  <w:num w:numId="2" w16cid:durableId="197397475">
+  <w:num w:numId="2" w16cid:durableId="1689023929">
+    <w:abstractNumId w:val="5"/>
+    <w:lvlOverride w:ilvl="0">
+      <w:startOverride w:val="1"/>
+    </w:lvlOverride>
+  </w:num>
+  <w:num w:numId="3" w16cid:durableId="836573168">
     <w:abstractNumId w:val="0"/>
     <w:lvlOverride w:ilvl="0">
       <w:startOverride w:val="1"/>
     </w:lvlOverride>
   </w:num>
-  <w:num w:numId="3" w16cid:durableId="1984770657">
-    <w:abstractNumId w:val="5"/>
+  <w:num w:numId="4" w16cid:durableId="2023316898">
+    <w:abstractNumId w:val="4"/>
     <w:lvlOverride w:ilvl="0">
       <w:startOverride w:val="1"/>
     </w:lvlOverride>
   </w:num>
-  <w:num w:numId="4" w16cid:durableId="647977502">
-    <w:abstractNumId w:val="2"/>
-    <w:lvlOverride w:ilvl="0">
-      <w:startOverride w:val="1"/>
-    </w:lvlOverride>
-  </w:num>
-  <w:num w:numId="5" w16cid:durableId="1104573366">
+  <w:num w:numId="5" w16cid:durableId="1100183926">
     <w:abstractNumId w:val="3"/>
     <w:lvlOverride w:ilvl="0">
       <w:startOverride w:val="1"/>
     </w:lvlOverride>
   </w:num>
-  <w:num w:numId="6" w16cid:durableId="1072389834">
-    <w:abstractNumId w:val="4"/>
+  <w:num w:numId="6" w16cid:durableId="1662542130">
+    <w:abstractNumId w:val="1"/>
     <w:lvlOverride w:ilvl="0">
       <w:startOverride w:val="1"/>
     </w:lvlOverride>
@@ -25823,7 +25853,7 @@
     <w:autoRedefine/>
     <w:uiPriority w:val="39"/>
     <w:unhideWhenUsed/>
-    <w:rsid w:val="008F0360"/>
+    <w:rsid w:val="003E2AE6"/>
     <w:pPr>
       <w:spacing w:after="100"/>
     </w:pPr>
@@ -25835,7 +25865,7 @@
     <w:autoRedefine/>
     <w:uiPriority w:val="39"/>
     <w:unhideWhenUsed/>
-    <w:rsid w:val="008F0360"/>
+    <w:rsid w:val="003E2AE6"/>
     <w:pPr>
       <w:spacing w:after="100"/>
       <w:ind w:left="220"/>
